--- a/Report/CNMS Report.docx
+++ b/Report/CNMS Report.docx
@@ -906,27 +906,7 @@
                 <w:sz w:val="24"/>
                 <w:szCs w:val="22"/>
               </w:rPr>
-              <w:t xml:space="preserve">Analysis </w:t>
-            </w:r>
-            <w:proofErr w:type="gramStart"/>
-            <w:r>
-              <w:rPr>
-                <w:rFonts w:ascii="Times New Roman" w:hAnsi="Times New Roman" w:cs="Times New Roman"/>
-                <w:b/>
-                <w:sz w:val="24"/>
-                <w:szCs w:val="22"/>
-              </w:rPr>
-              <w:t>And</w:t>
-            </w:r>
-            <w:proofErr w:type="gramEnd"/>
-            <w:r>
-              <w:rPr>
-                <w:rFonts w:ascii="Times New Roman" w:hAnsi="Times New Roman" w:cs="Times New Roman"/>
-                <w:b/>
-                <w:sz w:val="24"/>
-                <w:szCs w:val="22"/>
-              </w:rPr>
-              <w:t xml:space="preserve"> Design</w:t>
+              <w:t>Analysis And Design</w:t>
             </w:r>
           </w:p>
           <w:bookmarkEnd w:id="3"/>
@@ -1037,15 +1017,7 @@
                 <w:sz w:val="24"/>
                 <w:szCs w:val="24"/>
               </w:rPr>
-              <w:t xml:space="preserve">3.5 </w:t>
-            </w:r>
-            <w:r>
-              <w:rPr>
-                <w:rFonts w:ascii="Times New Roman" w:hAnsi="Times New Roman" w:cs="Times New Roman"/>
-                <w:sz w:val="24"/>
-                <w:szCs w:val="24"/>
-              </w:rPr>
-              <w:t>Class Diagram</w:t>
+              <w:t>3.5 Class Diagram</w:t>
             </w:r>
           </w:p>
           <w:p>
@@ -1063,15 +1035,7 @@
                 <w:sz w:val="24"/>
                 <w:szCs w:val="24"/>
               </w:rPr>
-              <w:t xml:space="preserve">3.6 </w:t>
-            </w:r>
-            <w:r>
-              <w:rPr>
-                <w:rFonts w:ascii="Times New Roman" w:hAnsi="Times New Roman" w:cs="Times New Roman"/>
-                <w:sz w:val="24"/>
-                <w:szCs w:val="24"/>
-              </w:rPr>
-              <w:t>Activity Diagram</w:t>
+              <w:t>3.6 Activity Diagram</w:t>
             </w:r>
           </w:p>
           <w:p>
@@ -1089,15 +1053,7 @@
                 <w:sz w:val="24"/>
                 <w:szCs w:val="24"/>
               </w:rPr>
-              <w:t xml:space="preserve">3.7 </w:t>
-            </w:r>
-            <w:r>
-              <w:rPr>
-                <w:rFonts w:ascii="Times New Roman" w:hAnsi="Times New Roman" w:cs="Times New Roman"/>
-                <w:sz w:val="24"/>
-                <w:szCs w:val="24"/>
-              </w:rPr>
-              <w:t>Deployment Diagram</w:t>
+              <w:t>3.7 Deployment Diagram</w:t>
             </w:r>
           </w:p>
         </w:tc>
@@ -1490,17 +1446,7 @@
           <w:sz w:val="24"/>
           <w:szCs w:val="24"/>
         </w:rPr>
-        <w:t>Existing System</w:t>
-      </w:r>
-      <w:r>
-        <w:rPr>
-          <w:rFonts w:ascii="Times New Roman" w:hAnsi="Times New Roman" w:cs="Times New Roman"/>
-          <w:b/>
-          <w:bCs/>
-          <w:sz w:val="24"/>
-          <w:szCs w:val="24"/>
-        </w:rPr>
-        <w:t>:</w:t>
+        <w:t>Existing System:</w:t>
       </w:r>
     </w:p>
     <w:p>
@@ -1761,14 +1707,7 @@
           <w:sz w:val="28"/>
           <w:szCs w:val="28"/>
         </w:rPr>
-        <w:t>Operating Environment - Hardware and Software</w:t>
-      </w:r>
-      <w:r>
-        <w:rPr>
-          <w:sz w:val="28"/>
-          <w:szCs w:val="28"/>
-        </w:rPr>
-        <w:t xml:space="preserve"> </w:t>
+        <w:t xml:space="preserve">Operating Environment - Hardware and Software </w:t>
       </w:r>
     </w:p>
     <w:p>
@@ -2661,23 +2600,7 @@
           <w:sz w:val="24"/>
           <w:szCs w:val="22"/>
         </w:rPr>
-        <w:t xml:space="preserve">Overall, the proposed CNMS website aims to provide a convenient and efficient solution for managing class notes, enhancing the learning experience for </w:t>
-      </w:r>
-      <w:r>
-        <w:rPr>
-          <w:rFonts w:ascii="Times New Roman" w:hAnsi="Times New Roman" w:cs="Times New Roman"/>
-          <w:sz w:val="24"/>
-          <w:szCs w:val="22"/>
-        </w:rPr>
-        <w:t>students,</w:t>
-      </w:r>
-      <w:r>
-        <w:rPr>
-          <w:rFonts w:ascii="Times New Roman" w:hAnsi="Times New Roman" w:cs="Times New Roman"/>
-          <w:sz w:val="24"/>
-          <w:szCs w:val="22"/>
-        </w:rPr>
-        <w:t xml:space="preserve"> and simplifying the work of teachers.</w:t>
+        <w:t>Overall, the proposed CNMS website aims to provide a convenient and efficient solution for managing class notes, enhancing the learning experience for students, and simplifying the work of teachers.</w:t>
       </w:r>
     </w:p>
     <w:p>
@@ -2749,16 +2672,7 @@
           <w:sz w:val="24"/>
           <w:szCs w:val="22"/>
         </w:rPr>
-        <w:t xml:space="preserve">The primary users of the College Notes Management System web application will be students who are enrolled in classes at the college or university. </w:t>
-      </w:r>
-      <w:proofErr w:type="gramStart"/>
-      <w:r>
-        <w:rPr>
-          <w:rFonts w:ascii="Times New Roman" w:hAnsi="Times New Roman" w:cs="Times New Roman"/>
-          <w:sz w:val="24"/>
-          <w:szCs w:val="22"/>
-        </w:rPr>
-        <w:t>Th</w:t>
+        <w:t>The primary users of the College Notes Management System web application will be students who are enrolled in classes at the college or university. Th</w:t>
       </w:r>
       <w:r>
         <w:rPr>
@@ -2774,16 +2688,7 @@
           <w:sz w:val="24"/>
           <w:szCs w:val="22"/>
         </w:rPr>
-        <w:t xml:space="preserve"> students</w:t>
-      </w:r>
-      <w:proofErr w:type="gramEnd"/>
-      <w:r>
-        <w:rPr>
-          <w:rFonts w:ascii="Times New Roman" w:hAnsi="Times New Roman" w:cs="Times New Roman"/>
-          <w:sz w:val="24"/>
-          <w:szCs w:val="22"/>
-        </w:rPr>
-        <w:t xml:space="preserve"> will use the application to access notes provided by their teachers, organize their notes by class, topic, and date, search for specific notes</w:t>
+        <w:t xml:space="preserve"> students will use the application to access notes provided by their teachers, organize their notes by class, topic, and date, search for specific notes</w:t>
       </w:r>
       <w:r>
         <w:rPr>
@@ -3241,23 +3146,7 @@
           <w:sz w:val="36"/>
           <w:szCs w:val="22"/>
         </w:rPr>
-        <w:t xml:space="preserve"> Analysis </w:t>
-      </w:r>
-      <w:proofErr w:type="gramStart"/>
-      <w:r>
-        <w:rPr>
-          <w:sz w:val="36"/>
-          <w:szCs w:val="22"/>
-        </w:rPr>
-        <w:t>And</w:t>
-      </w:r>
-      <w:proofErr w:type="gramEnd"/>
-      <w:r>
-        <w:rPr>
-          <w:sz w:val="36"/>
-          <w:szCs w:val="22"/>
-        </w:rPr>
-        <w:t xml:space="preserve"> Design</w:t>
+        <w:t xml:space="preserve"> Analysis And Design</w:t>
       </w:r>
     </w:p>
     <w:p>
@@ -3769,34 +3658,53 @@
     <w:p>
       <w:pPr>
         <w:pStyle w:val="Heading3"/>
-        <w:ind w:left="0" w:firstLine="0"/>
-        <w:rPr>
-          <w:sz w:val="28"/>
-          <w:szCs w:val="22"/>
-        </w:rPr>
-      </w:pPr>
-      <w:r>
-        <w:rPr>
-          <w:sz w:val="28"/>
-          <w:szCs w:val="22"/>
+        <w:numPr>
+          <w:ilvl w:val="1"/>
+          <w:numId w:val="24"/>
+        </w:numPr>
+        <w:rPr>
+          <w:sz w:val="32"/>
+          <w:szCs w:val="24"/>
+        </w:rPr>
+      </w:pPr>
+      <w:r>
+        <w:rPr>
+          <w:sz w:val="32"/>
+          <w:szCs w:val="24"/>
         </w:rPr>
         <w:lastRenderedPageBreak/>
-        <w:t>3</w:t>
-      </w:r>
-      <w:r>
-        <w:rPr>
-          <w:sz w:val="28"/>
-          <w:szCs w:val="22"/>
-        </w:rPr>
-        <w:t xml:space="preserve">.3 </w:t>
-      </w:r>
-      <w:r>
-        <w:rPr>
-          <w:sz w:val="28"/>
-          <w:szCs w:val="22"/>
-        </w:rPr>
         <w:t>Table Structure</w:t>
       </w:r>
+    </w:p>
+    <w:p>
+      <w:pPr>
+        <w:pStyle w:val="Heading3"/>
+        <w:ind w:left="360" w:firstLine="0"/>
+        <w:rPr>
+          <w:sz w:val="32"/>
+          <w:szCs w:val="24"/>
+        </w:rPr>
+      </w:pPr>
+      <w:r>
+        <w:rPr>
+          <w:bCs/>
+          <w:sz w:val="28"/>
+          <w:szCs w:val="24"/>
+        </w:rPr>
+        <w:t>Admin</w:t>
+      </w:r>
+    </w:p>
+    <w:p>
+      <w:pPr>
+        <w:ind w:left="360"/>
+        <w:rPr>
+          <w:rFonts w:ascii="Times New Roman" w:hAnsi="Times New Roman" w:cs="Times New Roman"/>
+          <w:b/>
+          <w:bCs/>
+          <w:sz w:val="24"/>
+          <w:szCs w:val="22"/>
+        </w:rPr>
+      </w:pPr>
     </w:p>
     <w:p/>
     <w:p/>
@@ -6152,6 +6060,205 @@
     </w:lvl>
   </w:abstractNum>
   <w:abstractNum w:abstractNumId="10" w15:restartNumberingAfterBreak="0">
+    <w:nsid w:val="48941FFB"/>
+    <w:multiLevelType w:val="multilevel"/>
+    <w:tmpl w:val="30126DB4"/>
+    <w:lvl w:ilvl="0">
+      <w:start w:val="3"/>
+      <w:numFmt w:val="decimal"/>
+      <w:lvlText w:val="%1"/>
+      <w:lvlJc w:val="left"/>
+      <w:pPr>
+        <w:ind w:left="360" w:hanging="360"/>
+      </w:pPr>
+      <w:rPr>
+        <w:rFonts w:hint="default"/>
+      </w:rPr>
+    </w:lvl>
+    <w:lvl w:ilvl="1">
+      <w:start w:val="3"/>
+      <w:numFmt w:val="decimal"/>
+      <w:lvlText w:val="%1.%2"/>
+      <w:lvlJc w:val="left"/>
+      <w:pPr>
+        <w:ind w:left="360" w:hanging="360"/>
+      </w:pPr>
+      <w:rPr>
+        <w:rFonts w:hint="default"/>
+      </w:rPr>
+    </w:lvl>
+    <w:lvl w:ilvl="2">
+      <w:start w:val="1"/>
+      <w:numFmt w:val="decimal"/>
+      <w:lvlText w:val="%1.%2.%3"/>
+      <w:lvlJc w:val="left"/>
+      <w:pPr>
+        <w:ind w:left="720" w:hanging="720"/>
+      </w:pPr>
+      <w:rPr>
+        <w:rFonts w:hint="default"/>
+      </w:rPr>
+    </w:lvl>
+    <w:lvl w:ilvl="3">
+      <w:start w:val="1"/>
+      <w:numFmt w:val="decimal"/>
+      <w:lvlText w:val="%1.%2.%3.%4"/>
+      <w:lvlJc w:val="left"/>
+      <w:pPr>
+        <w:ind w:left="1080" w:hanging="1080"/>
+      </w:pPr>
+      <w:rPr>
+        <w:rFonts w:hint="default"/>
+      </w:rPr>
+    </w:lvl>
+    <w:lvl w:ilvl="4">
+      <w:start w:val="1"/>
+      <w:numFmt w:val="decimal"/>
+      <w:lvlText w:val="%1.%2.%3.%4.%5"/>
+      <w:lvlJc w:val="left"/>
+      <w:pPr>
+        <w:ind w:left="1080" w:hanging="1080"/>
+      </w:pPr>
+      <w:rPr>
+        <w:rFonts w:hint="default"/>
+      </w:rPr>
+    </w:lvl>
+    <w:lvl w:ilvl="5">
+      <w:start w:val="1"/>
+      <w:numFmt w:val="decimal"/>
+      <w:lvlText w:val="%1.%2.%3.%4.%5.%6"/>
+      <w:lvlJc w:val="left"/>
+      <w:pPr>
+        <w:ind w:left="1440" w:hanging="1440"/>
+      </w:pPr>
+      <w:rPr>
+        <w:rFonts w:hint="default"/>
+      </w:rPr>
+    </w:lvl>
+    <w:lvl w:ilvl="6">
+      <w:start w:val="1"/>
+      <w:numFmt w:val="decimal"/>
+      <w:lvlText w:val="%1.%2.%3.%4.%5.%6.%7"/>
+      <w:lvlJc w:val="left"/>
+      <w:pPr>
+        <w:ind w:left="1440" w:hanging="1440"/>
+      </w:pPr>
+      <w:rPr>
+        <w:rFonts w:hint="default"/>
+      </w:rPr>
+    </w:lvl>
+    <w:lvl w:ilvl="7">
+      <w:start w:val="1"/>
+      <w:numFmt w:val="decimal"/>
+      <w:lvlText w:val="%1.%2.%3.%4.%5.%6.%7.%8"/>
+      <w:lvlJc w:val="left"/>
+      <w:pPr>
+        <w:ind w:left="1800" w:hanging="1800"/>
+      </w:pPr>
+      <w:rPr>
+        <w:rFonts w:hint="default"/>
+      </w:rPr>
+    </w:lvl>
+    <w:lvl w:ilvl="8">
+      <w:start w:val="1"/>
+      <w:numFmt w:val="decimal"/>
+      <w:lvlText w:val="%1.%2.%3.%4.%5.%6.%7.%8.%9"/>
+      <w:lvlJc w:val="left"/>
+      <w:pPr>
+        <w:ind w:left="2160" w:hanging="2160"/>
+      </w:pPr>
+      <w:rPr>
+        <w:rFonts w:hint="default"/>
+      </w:rPr>
+    </w:lvl>
+  </w:abstractNum>
+  <w:abstractNum w:abstractNumId="11" w15:restartNumberingAfterBreak="0">
+    <w:nsid w:val="4AFE243A"/>
+    <w:multiLevelType w:val="hybridMultilevel"/>
+    <w:tmpl w:val="F1C49E0E"/>
+    <w:lvl w:ilvl="0" w:tplc="4009000F">
+      <w:start w:val="1"/>
+      <w:numFmt w:val="decimal"/>
+      <w:lvlText w:val="%1."/>
+      <w:lvlJc w:val="left"/>
+      <w:pPr>
+        <w:ind w:left="720" w:hanging="360"/>
+      </w:pPr>
+    </w:lvl>
+    <w:lvl w:ilvl="1" w:tplc="40090019" w:tentative="1">
+      <w:start w:val="1"/>
+      <w:numFmt w:val="lowerLetter"/>
+      <w:lvlText w:val="%2."/>
+      <w:lvlJc w:val="left"/>
+      <w:pPr>
+        <w:ind w:left="1440" w:hanging="360"/>
+      </w:pPr>
+    </w:lvl>
+    <w:lvl w:ilvl="2" w:tplc="4009001B" w:tentative="1">
+      <w:start w:val="1"/>
+      <w:numFmt w:val="lowerRoman"/>
+      <w:lvlText w:val="%3."/>
+      <w:lvlJc w:val="right"/>
+      <w:pPr>
+        <w:ind w:left="2160" w:hanging="180"/>
+      </w:pPr>
+    </w:lvl>
+    <w:lvl w:ilvl="3" w:tplc="4009000F" w:tentative="1">
+      <w:start w:val="1"/>
+      <w:numFmt w:val="decimal"/>
+      <w:lvlText w:val="%4."/>
+      <w:lvlJc w:val="left"/>
+      <w:pPr>
+        <w:ind w:left="2880" w:hanging="360"/>
+      </w:pPr>
+    </w:lvl>
+    <w:lvl w:ilvl="4" w:tplc="40090019" w:tentative="1">
+      <w:start w:val="1"/>
+      <w:numFmt w:val="lowerLetter"/>
+      <w:lvlText w:val="%5."/>
+      <w:lvlJc w:val="left"/>
+      <w:pPr>
+        <w:ind w:left="3600" w:hanging="360"/>
+      </w:pPr>
+    </w:lvl>
+    <w:lvl w:ilvl="5" w:tplc="4009001B" w:tentative="1">
+      <w:start w:val="1"/>
+      <w:numFmt w:val="lowerRoman"/>
+      <w:lvlText w:val="%6."/>
+      <w:lvlJc w:val="right"/>
+      <w:pPr>
+        <w:ind w:left="4320" w:hanging="180"/>
+      </w:pPr>
+    </w:lvl>
+    <w:lvl w:ilvl="6" w:tplc="4009000F" w:tentative="1">
+      <w:start w:val="1"/>
+      <w:numFmt w:val="decimal"/>
+      <w:lvlText w:val="%7."/>
+      <w:lvlJc w:val="left"/>
+      <w:pPr>
+        <w:ind w:left="5040" w:hanging="360"/>
+      </w:pPr>
+    </w:lvl>
+    <w:lvl w:ilvl="7" w:tplc="40090019" w:tentative="1">
+      <w:start w:val="1"/>
+      <w:numFmt w:val="lowerLetter"/>
+      <w:lvlText w:val="%8."/>
+      <w:lvlJc w:val="left"/>
+      <w:pPr>
+        <w:ind w:left="5760" w:hanging="360"/>
+      </w:pPr>
+    </w:lvl>
+    <w:lvl w:ilvl="8" w:tplc="4009001B" w:tentative="1">
+      <w:start w:val="1"/>
+      <w:numFmt w:val="lowerRoman"/>
+      <w:lvlText w:val="%9."/>
+      <w:lvlJc w:val="right"/>
+      <w:pPr>
+        <w:ind w:left="6480" w:hanging="180"/>
+      </w:pPr>
+    </w:lvl>
+  </w:abstractNum>
+  <w:abstractNum w:abstractNumId="12" w15:restartNumberingAfterBreak="0">
     <w:nsid w:val="4FDF653E"/>
     <w:multiLevelType w:val="hybridMultilevel"/>
     <w:tmpl w:val="F05A4202"/>
@@ -6237,7 +6344,7 @@
       </w:pPr>
     </w:lvl>
   </w:abstractNum>
-  <w:abstractNum w:abstractNumId="11" w15:restartNumberingAfterBreak="0">
+  <w:abstractNum w:abstractNumId="13" w15:restartNumberingAfterBreak="0">
     <w:nsid w:val="562D3ECC"/>
     <w:multiLevelType w:val="multilevel"/>
     <w:tmpl w:val="FFFFFFFF"/>
@@ -6386,7 +6493,7 @@
       </w:rPr>
     </w:lvl>
   </w:abstractNum>
-  <w:abstractNum w:abstractNumId="12" w15:restartNumberingAfterBreak="0">
+  <w:abstractNum w:abstractNumId="14" w15:restartNumberingAfterBreak="0">
     <w:nsid w:val="58FE59C4"/>
     <w:multiLevelType w:val="hybridMultilevel"/>
     <w:tmpl w:val="FFFFFFFF"/>
@@ -6499,7 +6606,7 @@
       </w:rPr>
     </w:lvl>
   </w:abstractNum>
-  <w:abstractNum w:abstractNumId="13" w15:restartNumberingAfterBreak="0">
+  <w:abstractNum w:abstractNumId="15" w15:restartNumberingAfterBreak="0">
     <w:nsid w:val="5BDE2107"/>
     <w:multiLevelType w:val="multilevel"/>
     <w:tmpl w:val="FFFFFFFF"/>
@@ -6648,7 +6755,7 @@
       </w:rPr>
     </w:lvl>
   </w:abstractNum>
-  <w:abstractNum w:abstractNumId="14" w15:restartNumberingAfterBreak="0">
+  <w:abstractNum w:abstractNumId="16" w15:restartNumberingAfterBreak="0">
     <w:nsid w:val="624D5DC6"/>
     <w:multiLevelType w:val="multilevel"/>
     <w:tmpl w:val="C9DEF860"/>
@@ -6769,7 +6876,7 @@
       </w:rPr>
     </w:lvl>
   </w:abstractNum>
-  <w:abstractNum w:abstractNumId="15" w15:restartNumberingAfterBreak="0">
+  <w:abstractNum w:abstractNumId="17" w15:restartNumberingAfterBreak="0">
     <w:nsid w:val="686C41FA"/>
     <w:multiLevelType w:val="hybridMultilevel"/>
     <w:tmpl w:val="FFFFFFFF"/>
@@ -6882,7 +6989,7 @@
       </w:rPr>
     </w:lvl>
   </w:abstractNum>
-  <w:abstractNum w:abstractNumId="16" w15:restartNumberingAfterBreak="0">
+  <w:abstractNum w:abstractNumId="18" w15:restartNumberingAfterBreak="0">
     <w:nsid w:val="693C615F"/>
     <w:multiLevelType w:val="hybridMultilevel"/>
     <w:tmpl w:val="FFFFFFFF"/>
@@ -6995,7 +7102,7 @@
       </w:rPr>
     </w:lvl>
   </w:abstractNum>
-  <w:abstractNum w:abstractNumId="17" w15:restartNumberingAfterBreak="0">
+  <w:abstractNum w:abstractNumId="19" w15:restartNumberingAfterBreak="0">
     <w:nsid w:val="6B2237F0"/>
     <w:multiLevelType w:val="multilevel"/>
     <w:tmpl w:val="C9DEF860"/>
@@ -7116,7 +7223,7 @@
       </w:rPr>
     </w:lvl>
   </w:abstractNum>
-  <w:abstractNum w:abstractNumId="18" w15:restartNumberingAfterBreak="0">
+  <w:abstractNum w:abstractNumId="20" w15:restartNumberingAfterBreak="0">
     <w:nsid w:val="6D9F2EE1"/>
     <w:multiLevelType w:val="hybridMultilevel"/>
     <w:tmpl w:val="FFFFFFFF"/>
@@ -7310,7 +7417,7 @@
       </w:rPr>
     </w:lvl>
   </w:abstractNum>
-  <w:abstractNum w:abstractNumId="19" w15:restartNumberingAfterBreak="0">
+  <w:abstractNum w:abstractNumId="21" w15:restartNumberingAfterBreak="0">
     <w:nsid w:val="6E5C0F39"/>
     <w:multiLevelType w:val="multilevel"/>
     <w:tmpl w:val="C9DEF860"/>
@@ -7431,7 +7538,7 @@
       </w:rPr>
     </w:lvl>
   </w:abstractNum>
-  <w:abstractNum w:abstractNumId="20" w15:restartNumberingAfterBreak="0">
+  <w:abstractNum w:abstractNumId="22" w15:restartNumberingAfterBreak="0">
     <w:nsid w:val="77571ADD"/>
     <w:multiLevelType w:val="hybridMultilevel"/>
     <w:tmpl w:val="6C5CA248"/>
@@ -7540,7 +7647,7 @@
       </w:rPr>
     </w:lvl>
   </w:abstractNum>
-  <w:abstractNum w:abstractNumId="21" w15:restartNumberingAfterBreak="0">
+  <w:abstractNum w:abstractNumId="23" w15:restartNumberingAfterBreak="0">
     <w:nsid w:val="7D741A45"/>
     <w:multiLevelType w:val="hybridMultilevel"/>
     <w:tmpl w:val="F05A4202"/>
@@ -7627,16 +7734,16 @@
     </w:lvl>
   </w:abstractNum>
   <w:num w:numId="1" w16cid:durableId="1942448091">
-    <w:abstractNumId w:val="12"/>
+    <w:abstractNumId w:val="14"/>
   </w:num>
   <w:num w:numId="2" w16cid:durableId="481428533">
-    <w:abstractNumId w:val="16"/>
+    <w:abstractNumId w:val="18"/>
   </w:num>
   <w:num w:numId="3" w16cid:durableId="273906784">
     <w:abstractNumId w:val="0"/>
   </w:num>
   <w:num w:numId="4" w16cid:durableId="850989425">
-    <w:abstractNumId w:val="15"/>
+    <w:abstractNumId w:val="17"/>
   </w:num>
   <w:num w:numId="5" w16cid:durableId="1217202503">
     <w:abstractNumId w:val="4"/>
@@ -7648,7 +7755,7 @@
     <w:abstractNumId w:val="9"/>
   </w:num>
   <w:num w:numId="8" w16cid:durableId="1230532363">
-    <w:abstractNumId w:val="18"/>
+    <w:abstractNumId w:val="20"/>
   </w:num>
   <w:num w:numId="9" w16cid:durableId="1286425990">
     <w:abstractNumId w:val="2"/>
@@ -7660,10 +7767,10 @@
     <w:abstractNumId w:val="5"/>
   </w:num>
   <w:num w:numId="12" w16cid:durableId="422383858">
-    <w:abstractNumId w:val="13"/>
+    <w:abstractNumId w:val="15"/>
   </w:num>
   <w:num w:numId="13" w16cid:durableId="1175420184">
-    <w:abstractNumId w:val="11"/>
+    <w:abstractNumId w:val="13"/>
   </w:num>
   <w:num w:numId="14" w16cid:durableId="1311055035">
     <w:abstractNumId w:val="7"/>
@@ -7675,13 +7782,13 @@
     <w:abstractNumId w:val="1"/>
   </w:num>
   <w:num w:numId="17" w16cid:durableId="205456984">
-    <w:abstractNumId w:val="17"/>
+    <w:abstractNumId w:val="19"/>
   </w:num>
   <w:num w:numId="18" w16cid:durableId="622464256">
-    <w:abstractNumId w:val="19"/>
+    <w:abstractNumId w:val="21"/>
   </w:num>
   <w:num w:numId="19" w16cid:durableId="1960137422">
-    <w:abstractNumId w:val="20"/>
+    <w:abstractNumId w:val="22"/>
     <w:lvlOverride w:ilvl="0">
       <w:startOverride w:val="1"/>
     </w:lvlOverride>
@@ -7695,13 +7802,19 @@
     <w:lvlOverride w:ilvl="8"/>
   </w:num>
   <w:num w:numId="20" w16cid:durableId="1580796340">
-    <w:abstractNumId w:val="21"/>
+    <w:abstractNumId w:val="23"/>
   </w:num>
   <w:num w:numId="21" w16cid:durableId="41711076">
-    <w:abstractNumId w:val="10"/>
+    <w:abstractNumId w:val="12"/>
   </w:num>
   <w:num w:numId="22" w16cid:durableId="1415470325">
-    <w:abstractNumId w:val="14"/>
+    <w:abstractNumId w:val="16"/>
+  </w:num>
+  <w:num w:numId="23" w16cid:durableId="1112431823">
+    <w:abstractNumId w:val="11"/>
+  </w:num>
+  <w:num w:numId="24" w16cid:durableId="258683943">
+    <w:abstractNumId w:val="10"/>
   </w:num>
 </w:numbering>
 </file>
@@ -8157,6 +8270,7 @@
   <w:style w:type="character" w:default="1" w:styleId="DefaultParagraphFont">
     <w:name w:val="Default Paragraph Font"/>
     <w:uiPriority w:val="1"/>
+    <w:semiHidden/>
     <w:unhideWhenUsed/>
   </w:style>
   <w:style w:type="table" w:default="1" w:styleId="TableNormal">
